--- a/lens-PHI-003_popular_sovereignty.docx
+++ b/lens-PHI-003_popular_sovereignty.docx
@@ -288,7 +288,7 @@
                 <w:sz w:val="20"/>
                 <w:szCs w:val="20"/>
               </w:rPr>
-              <w:t xml:space="preserve">James Maverick (Bro Alpha) — Team Geeks, Spring University Myanmar</w:t>
+              <w:t>James Maverick (Bro Alpha) — Spring University Myanmar</w:t>
             </w:r>
           </w:p>
         </w:tc>

--- a/lens-PHI-003_popular_sovereignty.docx
+++ b/lens-PHI-003_popular_sovereignty.docx
@@ -288,7 +288,7 @@
                 <w:sz w:val="20"/>
                 <w:szCs w:val="20"/>
               </w:rPr>
-              <w:t>James Maverick (Bro Alpha) — Spring University Myanmar</w:t>
+              <w:t>Bro Alpha</w:t>
             </w:r>
           </w:p>
         </w:tc>
@@ -2800,7 +2800,7 @@
         <w:jc w:val="both"/>
       </w:pPr>
       <w:r>
-        <w:t xml:space="preserve">PHI-003 emerged during the LENS-017 session (April 20-21, 2026 Thai time) from a long operator-collaborator exchange about whether and how Project Lens should name specific architects of oppression. The operator, James Maverick, pressed repeatedly that Xi Jinping / CCP apparatus should be surfaced as a candidate architect behind multiple global conflict patterns. Claude initially declined to add specific categories to the forensic report prompt, citing concerns about turning a forensic OSINT system into an advocacy tool.</w:t>
+        <w:t>PHI-003 emerged during the LENS-017 session (April 20-21, 2026 UTC+7 time) from a long operator-collaborator exchange about whether and how Project Lens should name specific architects of oppression. The operator, Bro Alpha, pressed repeatedly that Xi Jinping / CCP apparatus should be surfaced as a candidate architect behind multiple global conflict patterns. Claude initially declined to add specific categories to the forensic report prompt, citing concerns about turning a forensic OSINT system into an advocacy tool.</w:t>
       </w:r>
     </w:p>
     <w:p>
@@ -2911,6 +2911,10 @@
     <w:sectPr>
       <w:headerReference w:type="default" r:id="rId7"/>
       <w:footerReference w:type="default" r:id="rId8"/>
+      <w:headerReference w:type="first" r:id="rId10"/>
+      <w:footerReference w:type="first" r:id="rId11"/>
+      <w:headerReference w:type="even" r:id="rId12"/>
+      <w:footerReference w:type="even" r:id="rId13"/>
       <w:pgSz w:w="12240" w:h="15840" w:orient="portrait"/>
       <w:pgMar w:top="1440" w:right="1440" w:bottom="1440" w:left="1440" w:header="708" w:footer="708" w:gutter="0"/>
       <w:pgNumType/>
@@ -3009,6 +3013,26 @@
 </w:ftr>
 </file>
 
+<file path=word/footer2.xml><?xml version="1.0" encoding="utf-8"?>
+<w:ftr xmlns:m="http://schemas.openxmlformats.org/officeDocument/2006/math" xmlns:mc="http://schemas.openxmlformats.org/markup-compatibility/2006" xmlns:mo="http://schemas.microsoft.com/office/mac/office/2008/main" xmlns:mv="urn:schemas-microsoft-com:mac:vml" xmlns:o="urn:schemas-microsoft-com:office:office" xmlns:r="http://schemas.openxmlformats.org/officeDocument/2006/relationships" xmlns:v="urn:schemas-microsoft-com:vml" xmlns:w10="urn:schemas-microsoft-com:office:word" xmlns:w14="http://schemas.microsoft.com/office/word/2010/wordml" xmlns:w="http://schemas.openxmlformats.org/wordprocessingml/2006/main" xmlns:wne="http://schemas.microsoft.com/office/word/2006/wordml" xmlns:wp14="http://schemas.microsoft.com/office/word/2010/wordprocessingDrawing" xmlns:wp="http://schemas.openxmlformats.org/drawingml/2006/wordprocessingDrawing" xmlns:wpc="http://schemas.microsoft.com/office/word/2010/wordprocessingCanvas" xmlns:wpg="http://schemas.microsoft.com/office/word/2010/wordprocessingGroup" xmlns:wpi="http://schemas.microsoft.com/office/word/2010/wordprocessingInk" xmlns:wps="http://schemas.microsoft.com/office/word/2010/wordprocessingShape" mc:Ignorable="w14 wp14">
+  <w:p>
+    <w:pPr>
+      <w:pStyle w:val="Footer"/>
+    </w:pPr>
+  </w:p>
+</w:ftr>
+</file>
+
+<file path=word/footer3.xml><?xml version="1.0" encoding="utf-8"?>
+<w:ftr xmlns:m="http://schemas.openxmlformats.org/officeDocument/2006/math" xmlns:mc="http://schemas.openxmlformats.org/markup-compatibility/2006" xmlns:mo="http://schemas.microsoft.com/office/mac/office/2008/main" xmlns:mv="urn:schemas-microsoft-com:mac:vml" xmlns:o="urn:schemas-microsoft-com:office:office" xmlns:r="http://schemas.openxmlformats.org/officeDocument/2006/relationships" xmlns:v="urn:schemas-microsoft-com:vml" xmlns:w10="urn:schemas-microsoft-com:office:word" xmlns:w14="http://schemas.microsoft.com/office/word/2010/wordml" xmlns:w="http://schemas.openxmlformats.org/wordprocessingml/2006/main" xmlns:wne="http://schemas.microsoft.com/office/word/2006/wordml" xmlns:wp14="http://schemas.microsoft.com/office/word/2010/wordprocessingDrawing" xmlns:wp="http://schemas.openxmlformats.org/drawingml/2006/wordprocessingDrawing" xmlns:wpc="http://schemas.microsoft.com/office/word/2010/wordprocessingCanvas" xmlns:wpg="http://schemas.microsoft.com/office/word/2010/wordprocessingGroup" xmlns:wpi="http://schemas.microsoft.com/office/word/2010/wordprocessingInk" xmlns:wps="http://schemas.microsoft.com/office/word/2010/wordprocessingShape" mc:Ignorable="w14 wp14">
+  <w:p>
+    <w:pPr>
+      <w:pStyle w:val="Footer"/>
+    </w:pPr>
+  </w:p>
+</w:ftr>
+</file>
+
 <file path=word/footnotes.xml><?xml version="1.0" encoding="utf-8"?>
 <w:footnotes xmlns:wpc="http://schemas.microsoft.com/office/word/2010/wordprocessingCanvas" xmlns:mc="http://schemas.openxmlformats.org/markup-compatibility/2006" xmlns:o="urn:schemas-microsoft-com:office:office" xmlns:r="http://schemas.openxmlformats.org/officeDocument/2006/relationships" xmlns:m="http://schemas.openxmlformats.org/officeDocument/2006/math" xmlns:v="urn:schemas-microsoft-com:vml" xmlns:wp14="http://schemas.microsoft.com/office/word/2010/wordprocessingDrawing" xmlns:wp="http://schemas.openxmlformats.org/drawingml/2006/wordprocessingDrawing" xmlns:w10="urn:schemas-microsoft-com:office:word" xmlns:w="http://schemas.openxmlformats.org/wordprocessingml/2006/main" xmlns:w14="http://schemas.microsoft.com/office/word/2010/wordml" xmlns:w15="http://schemas.microsoft.com/office/word/2012/wordml" xmlns:wpg="http://schemas.microsoft.com/office/word/2010/wordprocessingGroup" xmlns:wpi="http://schemas.microsoft.com/office/word/2010/wordprocessingInk" xmlns:wne="http://schemas.microsoft.com/office/word/2006/wordml" xmlns:wps="http://schemas.microsoft.com/office/word/2010/wordprocessingShape" mc:Ignorable="w14 w15 wp14">
   <w:footnote w:type="separator" w:id="-1">
@@ -3062,6 +3086,26 @@
       </w:rPr>
       <w:t xml:space="preserve">PHI-003 · Project Lens · LENS-017</w:t>
     </w:r>
+  </w:p>
+</w:hdr>
+</file>
+
+<file path=word/header2.xml><?xml version="1.0" encoding="utf-8"?>
+<w:hdr xmlns:m="http://schemas.openxmlformats.org/officeDocument/2006/math" xmlns:mc="http://schemas.openxmlformats.org/markup-compatibility/2006" xmlns:mo="http://schemas.microsoft.com/office/mac/office/2008/main" xmlns:mv="urn:schemas-microsoft-com:mac:vml" xmlns:o="urn:schemas-microsoft-com:office:office" xmlns:r="http://schemas.openxmlformats.org/officeDocument/2006/relationships" xmlns:v="urn:schemas-microsoft-com:vml" xmlns:w10="urn:schemas-microsoft-com:office:word" xmlns:w14="http://schemas.microsoft.com/office/word/2010/wordml" xmlns:w="http://schemas.openxmlformats.org/wordprocessingml/2006/main" xmlns:wne="http://schemas.microsoft.com/office/word/2006/wordml" xmlns:wp14="http://schemas.microsoft.com/office/word/2010/wordprocessingDrawing" xmlns:wp="http://schemas.openxmlformats.org/drawingml/2006/wordprocessingDrawing" xmlns:wpc="http://schemas.microsoft.com/office/word/2010/wordprocessingCanvas" xmlns:wpg="http://schemas.microsoft.com/office/word/2010/wordprocessingGroup" xmlns:wpi="http://schemas.microsoft.com/office/word/2010/wordprocessingInk" xmlns:wps="http://schemas.microsoft.com/office/word/2010/wordprocessingShape" mc:Ignorable="w14 wp14">
+  <w:p>
+    <w:pPr>
+      <w:pStyle w:val="Header"/>
+    </w:pPr>
+  </w:p>
+</w:hdr>
+</file>
+
+<file path=word/header3.xml><?xml version="1.0" encoding="utf-8"?>
+<w:hdr xmlns:m="http://schemas.openxmlformats.org/officeDocument/2006/math" xmlns:mc="http://schemas.openxmlformats.org/markup-compatibility/2006" xmlns:mo="http://schemas.microsoft.com/office/mac/office/2008/main" xmlns:mv="urn:schemas-microsoft-com:mac:vml" xmlns:o="urn:schemas-microsoft-com:office:office" xmlns:r="http://schemas.openxmlformats.org/officeDocument/2006/relationships" xmlns:v="urn:schemas-microsoft-com:vml" xmlns:w10="urn:schemas-microsoft-com:office:word" xmlns:w14="http://schemas.microsoft.com/office/word/2010/wordml" xmlns:w="http://schemas.openxmlformats.org/wordprocessingml/2006/main" xmlns:wne="http://schemas.microsoft.com/office/word/2006/wordml" xmlns:wp14="http://schemas.microsoft.com/office/word/2010/wordprocessingDrawing" xmlns:wp="http://schemas.openxmlformats.org/drawingml/2006/wordprocessingDrawing" xmlns:wpc="http://schemas.microsoft.com/office/word/2010/wordprocessingCanvas" xmlns:wpg="http://schemas.microsoft.com/office/word/2010/wordprocessingGroup" xmlns:wpi="http://schemas.microsoft.com/office/word/2010/wordprocessingInk" xmlns:wps="http://schemas.microsoft.com/office/word/2010/wordprocessingShape" mc:Ignorable="w14 wp14">
+  <w:p>
+    <w:pPr>
+      <w:pStyle w:val="Header"/>
+    </w:pPr>
   </w:p>
 </w:hdr>
 </file>
